--- a/corpus/synthetic/shape-extraction__014.docx
+++ b/corpus/synthetic/shape-extraction__014.docx
@@ -4,31 +4,52 @@
   <w:body>
     <w:p>
       <w:r>
-        <w:t xml:space="preserve">before </w:t>
-      </w:r>
-      <w:r>
-        <mc:AlternateContent xmlns:mc="http://schemas.openxmlformats.org/markup-compatibility/2006">
-          <mc:Choice Requires="wps">
-            <w:drawing>
-              <wp:inline>
-                <wp:extent cx="476250" cy="238125"/>
-                <wp:docPr id="9" name="Image 9"/>
-                <a:graphic>
-                  <a:graphicData uri="http://schemas.openxmlformats.org/drawingml/2006/picture">
-                    <pic:pic>
-                      <pic:blipFill>
-                        <a:blip r:embed="rId10"/>
-                      </pic:blipFill>
-                    </pic:pic>
-                  </a:graphicData>
-                </a:graphic>
-              </wp:inline>
-            </w:drawing>
-          </mc:Choice>
-          <mc:Fallback>
-            <w:pict/>
-          </mc:Fallback>
-        </mc:AlternateContent>
+        <w:drawing>
+          <wp:anchor behindDoc="0" simplePos="0" locked="0" layoutInCell="1" allowOverlap="1">
+            <wp:simplePos x="0" y="0"/>
+            <wp:positionH relativeFrom="column">
+              <wp:posOffset>100000</wp:posOffset>
+            </wp:positionH>
+            <wp:positionV relativeFrom="paragraph">
+              <wp:posOffset>200000</wp:posOffset>
+            </wp:positionV>
+            <wp:extent cx="952500" cy="952500"/>
+            <wp:wrapNone/>
+            <wp:docPr id="7" name="Shape 7"/>
+            <a:graphic>
+              <a:graphicData uri="http://schemas.microsoft.com/office/word/2010/wordprocessingShape">
+                <wps:wsp xmlns:wps="http://schemas.microsoft.com/office/word/2010/wordprocessingShape">
+                  <wps:cNvSpPr/>
+                  <wps:spPr>
+                    <a:xfrm>
+                      <a:off x="0" y="0"/>
+                      <a:ext cx="952500" cy="476250"/>
+                    </a:xfrm>
+                    <a:prstGeom prst="rect">
+                      <a:avLst/>
+                    </a:prstGeom>
+                    <a:ln w="6096">
+                      <a:solidFill>
+                        <a:srgbClr val="000000"/>
+                      </a:solidFill>
+                      <a:prstDash val="dash"/>
+                    </a:ln>
+                  </wps:spPr>
+                  <wps:txbx>
+                    <w:txbxContent>
+                      <w:p>
+                        <w:r>
+                          <w:t>term</w:t>
+                        </w:r>
+                      </w:p>
+                    </w:txbxContent>
+                  </wps:txbx>
+                  <wps:bodyPr/>
+                </wps:wsp>
+              </a:graphicData>
+            </a:graphic>
+          </wp:anchor>
+        </w:drawing>
       </w:r>
     </w:p>
     <w:sectPr>
